--- a/job-search/resumes/32_State_Street_Technical_Business_Analyst_AVP.docx
+++ b/job-search/resumes/32_State_Street_Technical_Business_Analyst_AVP.docx
@@ -56,7 +56,7 @@
     </w:p>
     <w:p>
       <w:pPr>
-        <w:spacing w:after="60" w:before="160" w:line="240" w:lineRule="auto"/>
+        <w:spacing w:after="60" w:before="140" w:line="240" w:lineRule="auto"/>
         <w:pBdr>
           <w:bottom w:val="single" w:sz="6" w:space="2" w:color="BFBFBF"/>
         </w:pBdr>
@@ -84,12 +84,12 @@
           <w:i w:val="0"/>
           <w:sz w:val="20"/>
         </w:rPr>
-        <w:t>Business analyst with 6+ years acting as the bridge between business partners and technical teams, translating business need into requirements that survive design, build, test and release. Writes user stories and acceptance criteria, authors test cases, partners with QA through defect triage, and drives UAT and business acceptance to formal sign-off. Comfortable across SAP, SQL Server, Snowflake and Informatica, performing impact and scope analysis over integrated systems before build. Managed 1,000+ SKUs across East and West Africa and drove a $50M logistics cost reduction through cost-benefit and root cause analysis. M.S. Information Systems; B.E. Industrial Engineering.</w:t>
+        <w:t>Business analyst with 6+ years acting as the bridge between business partners and technical teams, translating business need into requirements that hold through design, build, testing and release. Writes user stories and acceptance criteria, authors test cases, partners with QA through defect triage, and drives UAT and business acceptance to formal sign-off. M.S. Information Systems; B.E. Industrial Engineering.</w:t>
       </w:r>
     </w:p>
     <w:p>
       <w:pPr>
-        <w:spacing w:after="60" w:before="160" w:line="240" w:lineRule="auto"/>
+        <w:spacing w:after="60" w:before="140" w:line="240" w:lineRule="auto"/>
         <w:pBdr>
           <w:bottom w:val="single" w:sz="6" w:space="2" w:color="BFBFBF"/>
         </w:pBdr>
@@ -117,12 +117,12 @@
           <w:i w:val="0"/>
           <w:sz w:val="19"/>
         </w:rPr>
-        <w:t>Requirements Elicitation &amp; Documentation  ·  User Stories &amp; Acceptance Criteria  ·  UAT &amp; Business Acceptance Testing  ·  Test Case Authoring &amp; QA Partnership  ·  Current/Future-State Process Analysis  ·  Requirements Traceability  ·  Systems &amp; Integration Impact Analysis  ·  ERP (SAP) Implementation Support  ·  Solution Documentation  ·  Supply-Demand &amp; Inventory Analytics  ·  Logistics &amp; Transportation Analysis  ·  Stakeholder Communication</w:t>
+        <w:t>stakeholder management  ·  process flows &amp; mapping (Visio)  ·  solution documentation  ·  business requirements gathering  ·  functional requirements  ·  non-functional requirements  ·  full SDLC  ·  UAT / user acceptance testing  ·  test case authoring  ·  defect triage &amp; root cause  ·  data validation  ·  Agile  ·  Waterfall</w:t>
       </w:r>
     </w:p>
     <w:p>
       <w:pPr>
-        <w:spacing w:after="60" w:before="160" w:line="240" w:lineRule="auto"/>
+        <w:spacing w:after="60" w:before="140" w:line="240" w:lineRule="auto"/>
         <w:pBdr>
           <w:bottom w:val="single" w:sz="6" w:space="2" w:color="BFBFBF"/>
         </w:pBdr>
@@ -156,7 +156,7 @@
           <w:rFonts w:ascii="Calibri" w:hAnsi="Calibri"/>
           <w:sz w:val="20"/>
         </w:rPr>
-        <w:t>Requirements elicitation, functional &amp; non-functional specs, user stories, acceptance criteria, process flows (Visio), current/future-state and gap analysis</w:t>
+        <w:t>process flows &amp; mapping (Visio), solution documentation, business requirements gathering, functional requirements, non-functional requirements, full SDLC</w:t>
       </w:r>
     </w:p>
     <w:p>
@@ -176,7 +176,87 @@
           <w:rFonts w:ascii="Calibri" w:hAnsi="Calibri"/>
           <w:sz w:val="20"/>
         </w:rPr>
-        <w:t>Agile/Scrum, SAFe, Waterfall, hybrid delivery, JIRA, Confluence, Smartsheet, Lean, root cause analysis</w:t>
+        <w:t>stakeholder management, Agile, Waterfall, Agile/Scrum, JIRA, Confluence</w:t>
+      </w:r>
+    </w:p>
+    <w:p>
+      <w:pPr>
+        <w:spacing w:after="20" w:before="0" w:line="240" w:lineRule="auto"/>
+      </w:pPr>
+      <w:r>
+        <w:rPr>
+          <w:rFonts w:ascii="Calibri" w:hAnsi="Calibri"/>
+          <w:b/>
+          <w:sz w:val="20"/>
+        </w:rPr>
+        <w:t xml:space="preserve">Testing &amp; Quality: </w:t>
+      </w:r>
+      <w:r>
+        <w:rPr>
+          <w:rFonts w:ascii="Calibri" w:hAnsi="Calibri"/>
+          <w:sz w:val="20"/>
+        </w:rPr>
+        <w:t>UAT / user acceptance testing, test case authoring, defect triage &amp; root cause, data validation</w:t>
+      </w:r>
+    </w:p>
+    <w:p>
+      <w:pPr>
+        <w:spacing w:after="20" w:before="0" w:line="240" w:lineRule="auto"/>
+      </w:pPr>
+      <w:r>
+        <w:rPr>
+          <w:rFonts w:ascii="Calibri" w:hAnsi="Calibri"/>
+          <w:b/>
+          <w:sz w:val="20"/>
+        </w:rPr>
+        <w:t xml:space="preserve">Languages &amp; Querying: </w:t>
+      </w:r>
+      <w:r>
+        <w:rPr>
+          <w:rFonts w:ascii="Calibri" w:hAnsi="Calibri"/>
+          <w:sz w:val="20"/>
+        </w:rPr>
+        <w:t>SQL (advanced), Python (Pandas, NumPy, Scikit-learn), Excel (advanced), VBA</w:t>
+      </w:r>
+    </w:p>
+    <w:p>
+      <w:pPr>
+        <w:spacing w:after="20" w:before="0" w:line="240" w:lineRule="auto"/>
+      </w:pPr>
+      <w:r>
+        <w:rPr>
+          <w:rFonts w:ascii="Calibri" w:hAnsi="Calibri"/>
+          <w:b/>
+          <w:sz w:val="20"/>
+        </w:rPr>
+        <w:t xml:space="preserve">BI &amp; Visualization: </w:t>
+      </w:r>
+      <w:r>
+        <w:rPr>
+          <w:rFonts w:ascii="Calibri" w:hAnsi="Calibri"/>
+          <w:sz w:val="20"/>
+        </w:rPr>
+        <w:t>Power BI (DAX, Power Query), Tableau, SSRS, dashboards, KPI design &amp; monitoring</w:t>
+      </w:r>
+    </w:p>
+    <w:p>
+      <w:pPr>
+        <w:spacing w:after="20" w:before="0" w:line="240" w:lineRule="auto"/>
+      </w:pPr>
+      <w:r>
+        <w:rPr>
+          <w:rFonts w:ascii="Calibri" w:hAnsi="Calibri"/>
+          <w:b/>
+          <w:sz w:val="20"/>
+        </w:rPr>
+        <w:t xml:space="preserve">Data Engineering: </w:t>
+      </w:r>
+      <w:r>
+        <w:rPr>
+          <w:rFonts w:ascii="Calibri" w:hAnsi="Calibri"/>
+          <w:sz w:val="20"/>
+        </w:rPr>
+        <w:t>ETL pipeline development, Informatica, data modeling, system &amp; data integration</w:t>
       </w:r>
     </w:p>
     <w:p>
@@ -196,72 +276,12 @@
           <w:rFonts w:ascii="Calibri" w:hAnsi="Calibri"/>
           <w:sz w:val="20"/>
         </w:rPr>
-        <w:t>SAP (SD, MM, CRM, PP, WLM), SQL Server, Snowflake, Informatica, WMS</w:t>
+        <w:t>SAP (SD, MM, CRM, PP, WLM), SQL Server, Snowflake</w:t>
       </w:r>
     </w:p>
     <w:p>
       <w:pPr>
-        <w:spacing w:after="20" w:before="0" w:line="240" w:lineRule="auto"/>
-      </w:pPr>
-      <w:r>
-        <w:rPr>
-          <w:rFonts w:ascii="Calibri" w:hAnsi="Calibri"/>
-          <w:b/>
-          <w:sz w:val="20"/>
-        </w:rPr>
-        <w:t xml:space="preserve">Testing &amp; Quality: </w:t>
-      </w:r>
-      <w:r>
-        <w:rPr>
-          <w:rFonts w:ascii="Calibri" w:hAnsi="Calibri"/>
-          <w:sz w:val="20"/>
-        </w:rPr>
-        <w:t>Test scenarios &amp; test cases, test data preparation, QA partnership, defect triage, UAT and business acceptance</w:t>
-      </w:r>
-    </w:p>
-    <w:p>
-      <w:pPr>
-        <w:spacing w:after="20" w:before="0" w:line="240" w:lineRule="auto"/>
-      </w:pPr>
-      <w:r>
-        <w:rPr>
-          <w:rFonts w:ascii="Calibri" w:hAnsi="Calibri"/>
-          <w:b/>
-          <w:sz w:val="20"/>
-        </w:rPr>
-        <w:t xml:space="preserve">Analytics &amp; Querying: </w:t>
-      </w:r>
-      <w:r>
-        <w:rPr>
-          <w:rFonts w:ascii="Calibri" w:hAnsi="Calibri"/>
-          <w:sz w:val="20"/>
-        </w:rPr>
-        <w:t>SQL (advanced), Python (Pandas, NumPy, Scikit-learn), Excel (advanced), SAS, VBA, PowerShell</w:t>
-      </w:r>
-    </w:p>
-    <w:p>
-      <w:pPr>
-        <w:spacing w:after="20" w:before="0" w:line="240" w:lineRule="auto"/>
-      </w:pPr>
-      <w:r>
-        <w:rPr>
-          <w:rFonts w:ascii="Calibri" w:hAnsi="Calibri"/>
-          <w:b/>
-          <w:sz w:val="20"/>
-        </w:rPr>
-        <w:t xml:space="preserve">Data Engineering: </w:t>
-      </w:r>
-      <w:r>
-        <w:rPr>
-          <w:rFonts w:ascii="Calibri" w:hAnsi="Calibri"/>
-          <w:sz w:val="20"/>
-        </w:rPr>
-        <w:t>ETL pipeline development, Informatica, large-dataset cleaning &amp; processing, data modeling, database design, system integration</w:t>
-      </w:r>
-    </w:p>
-    <w:p>
-      <w:pPr>
-        <w:spacing w:after="60" w:before="160" w:line="240" w:lineRule="auto"/>
+        <w:spacing w:after="60" w:before="140" w:line="240" w:lineRule="auto"/>
         <w:pBdr>
           <w:bottom w:val="single" w:sz="6" w:space="2" w:color="BFBFBF"/>
         </w:pBdr>
@@ -317,7 +337,35 @@
           <w:rFonts w:ascii="Calibri" w:hAnsi="Calibri"/>
           <w:sz w:val="20"/>
         </w:rPr>
-        <w:t>Built analytical models for the transportation function that exposed critical deficiencies in the bidding process, delivering recommendations worth $10M in annual cost savings.</w:t>
+        <w:t>Elicit business, functional and non-functional requirements from non-technical stakeholders and translate them into documented specifications, user stories and acceptance criteria.</w:t>
+      </w:r>
+    </w:p>
+    <w:p>
+      <w:pPr>
+        <w:pStyle w:val="ListBullet"/>
+        <w:spacing w:after="40" w:before="0" w:line="240" w:lineRule="auto"/>
+        <w:ind w:left="259" w:hanging="187"/>
+      </w:pPr>
+      <w:r>
+        <w:rPr>
+          <w:rFonts w:ascii="Calibri" w:hAnsi="Calibri"/>
+          <w:sz w:val="20"/>
+        </w:rPr>
+        <w:t>Author test scenarios and detailed test cases aligned to documented requirements, partner with QA through execution and defect triage, and support business acceptance sign-off.</w:t>
+      </w:r>
+    </w:p>
+    <w:p>
+      <w:pPr>
+        <w:pStyle w:val="ListBullet"/>
+        <w:spacing w:after="40" w:before="0" w:line="240" w:lineRule="auto"/>
+        <w:ind w:left="259" w:hanging="187"/>
+      </w:pPr>
+      <w:r>
+        <w:rPr>
+          <w:rFonts w:ascii="Calibri" w:hAnsi="Calibri"/>
+          <w:sz w:val="20"/>
+        </w:rPr>
+        <w:t>Analyze current- and future-state business processes to identify gaps, dependencies and improvement opportunities ahead of build.</w:t>
       </w:r>
     </w:p>
     <w:p>
@@ -345,34 +393,6 @@
           <w:rFonts w:ascii="Calibri" w:hAnsi="Calibri"/>
           <w:sz w:val="20"/>
         </w:rPr>
-        <w:t>Elicit business, functional and non-functional requirements from non-technical stakeholders and translate them into documented specifications, user stories and acceptance criteria.</w:t>
-      </w:r>
-    </w:p>
-    <w:p>
-      <w:pPr>
-        <w:pStyle w:val="ListBullet"/>
-        <w:spacing w:after="40" w:before="0" w:line="240" w:lineRule="auto"/>
-        <w:ind w:left="259" w:hanging="187"/>
-      </w:pPr>
-      <w:r>
-        <w:rPr>
-          <w:rFonts w:ascii="Calibri" w:hAnsi="Calibri"/>
-          <w:sz w:val="20"/>
-        </w:rPr>
-        <w:t>Analyze current- and future-state business processes to identify gaps, dependencies and improvement opportunities ahead of build.</w:t>
-      </w:r>
-    </w:p>
-    <w:p>
-      <w:pPr>
-        <w:pStyle w:val="ListBullet"/>
-        <w:spacing w:after="40" w:before="0" w:line="240" w:lineRule="auto"/>
-        <w:ind w:left="259" w:hanging="187"/>
-      </w:pPr>
-      <w:r>
-        <w:rPr>
-          <w:rFonts w:ascii="Calibri" w:hAnsi="Calibri"/>
-          <w:sz w:val="20"/>
-        </w:rPr>
         <w:t>Execute SQL against backend databases for extraction, validation and reconciliation, confirming delivered data matches documented requirements before release.</w:t>
       </w:r>
     </w:p>
@@ -387,7 +407,21 @@
           <w:rFonts w:ascii="Calibri" w:hAnsi="Calibri"/>
           <w:sz w:val="20"/>
         </w:rPr>
-        <w:t>Track analytics and delivery work in JIRA and document standards, templates and procedures in Confluence, maintaining backlog visibility, ownership and dependency tracking.</w:t>
+        <w:t>Engineered and deployed interactive Power BI dashboards integrating disparate enterprise data sources, cutting reporting time 30% and generating $20,000 in annual savings.</w:t>
+      </w:r>
+    </w:p>
+    <w:p>
+      <w:pPr>
+        <w:pStyle w:val="ListBullet"/>
+        <w:spacing w:after="40" w:before="0" w:line="240" w:lineRule="auto"/>
+        <w:ind w:left="259" w:hanging="187"/>
+      </w:pPr>
+      <w:r>
+        <w:rPr>
+          <w:rFonts w:ascii="Calibri" w:hAnsi="Calibri"/>
+          <w:sz w:val="20"/>
+        </w:rPr>
+        <w:t>Built analytical models for the transportation function that exposed critical deficiencies in the bidding process, delivering recommendations worth $10M in annual cost savings.</w:t>
       </w:r>
     </w:p>
     <w:p>
@@ -402,20 +436,6 @@
           <w:sz w:val="20"/>
         </w:rPr>
         <w:t>Developed SQL and Python analyses across large-scale sales datasets to surface demand-supply imbalances, improving forecast accuracy 25% and informing inventory and capacity decisions.</w:t>
-      </w:r>
-    </w:p>
-    <w:p>
-      <w:pPr>
-        <w:pStyle w:val="ListBullet"/>
-        <w:spacing w:after="40" w:before="0" w:line="240" w:lineRule="auto"/>
-        <w:ind w:left="259" w:hanging="187"/>
-      </w:pPr>
-      <w:r>
-        <w:rPr>
-          <w:rFonts w:ascii="Calibri" w:hAnsi="Calibri"/>
-          <w:sz w:val="20"/>
-        </w:rPr>
-        <w:t>Author test scenarios and detailed test cases aligned to documented requirements, partner with QA through execution and defect triage, and support business acceptance sign-off.</w:t>
       </w:r>
     </w:p>
     <w:p>
@@ -471,7 +491,7 @@
           <w:rFonts w:ascii="Calibri" w:hAnsi="Calibri"/>
           <w:sz w:val="20"/>
         </w:rPr>
-        <w:t>Performed impact and scope analysis across supported applications and integrations, identifying systems impacts, dependencies and requirement gaps before build.</w:t>
+        <w:t>Validated delivered functionality against documented requirements through structured business acceptance testing at cutover.</w:t>
       </w:r>
     </w:p>
     <w:p>
@@ -499,20 +519,6 @@
           <w:rFonts w:ascii="Calibri" w:hAnsi="Calibri"/>
           <w:sz w:val="20"/>
         </w:rPr>
-        <w:t>Conducted cost-benefit and root cause analysis in SQL, Power BI and Tableau across pharmaceutical operations, identifying inefficiencies that drove a $50M reduction in logistics costs.</w:t>
-      </w:r>
-    </w:p>
-    <w:p>
-      <w:pPr>
-        <w:pStyle w:val="ListBullet"/>
-        <w:spacing w:after="40" w:before="0" w:line="240" w:lineRule="auto"/>
-        <w:ind w:left="259" w:hanging="187"/>
-      </w:pPr>
-      <w:r>
-        <w:rPr>
-          <w:rFonts w:ascii="Calibri" w:hAnsi="Calibri"/>
-          <w:sz w:val="20"/>
-        </w:rPr>
         <w:t>Managed and analyzed data for 1,000+ pharmaceutical SKUs across East and West Africa, building reporting infrastructure to monitor supply-demand balance and flag inventory risk in real time.</w:t>
       </w:r>
     </w:p>
@@ -527,7 +533,21 @@
           <w:rFonts w:ascii="Calibri" w:hAnsi="Calibri"/>
           <w:sz w:val="20"/>
         </w:rPr>
-        <w:t>Validated delivered functionality against documented requirements through structured business acceptance testing at cutover.</w:t>
+        <w:t>Performed impact and scope analysis across supported applications and integrations, identifying systems impacts, dependencies and requirement gaps before build.</w:t>
+      </w:r>
+    </w:p>
+    <w:p>
+      <w:pPr>
+        <w:pStyle w:val="ListBullet"/>
+        <w:spacing w:after="40" w:before="0" w:line="240" w:lineRule="auto"/>
+        <w:ind w:left="259" w:hanging="187"/>
+      </w:pPr>
+      <w:r>
+        <w:rPr>
+          <w:rFonts w:ascii="Calibri" w:hAnsi="Calibri"/>
+          <w:sz w:val="20"/>
+        </w:rPr>
+        <w:t>Conducted cost-benefit and root cause analysis in SQL, Power BI and Tableau across pharmaceutical operations, identifying inefficiencies that drove a $50M reduction in logistics costs.</w:t>
       </w:r>
     </w:p>
     <w:p>
@@ -546,7 +566,7 @@
     </w:p>
     <w:p>
       <w:pPr>
-        <w:spacing w:after="60" w:before="160" w:line="240" w:lineRule="auto"/>
+        <w:spacing w:after="60" w:before="140" w:line="240" w:lineRule="auto"/>
         <w:pBdr>
           <w:bottom w:val="single" w:sz="6" w:space="2" w:color="BFBFBF"/>
         </w:pBdr>
@@ -621,7 +641,7 @@
     </w:p>
     <w:sectPr>
       <w:pgSz w:w="12240" w:h="15840"/>
-      <w:pgMar w:top="720" w:right="936" w:bottom="720" w:left="936" w:header="720" w:footer="720" w:gutter="0"/>
+      <w:pgMar w:top="720" w:right="864" w:bottom="720" w:left="864" w:header="720" w:footer="720" w:gutter="0"/>
       <w:cols w:space="720"/>
       <w:docGrid w:linePitch="360"/>
     </w:sectPr>
